--- a/docs/developpement/phases/word/PHASE_52_VENTES_DEPOSEES_DANS_TOUT_FLAIX_EXPERT_FICHIERS_EXCEL.docx
+++ b/docs/developpement/phases/word/PHASE_52_VENTES_DEPOSEES_DANS_TOUT_FLAIX_EXPERT_FICHIERS_EXCEL.docx
@@ -20,7 +20,7 @@
       <w:r>
         <w:t xml:space="preserve">FlaiX Expert · dossier de développement · généré le 2026-10-19 depuis le dépôt </w:t>
       </w:r>
-      <w:hyperlink w:history="1" r:id="rId-ymricbwnl69m0fyxhklu">
+      <w:hyperlink w:history="1" r:id="rIdsd8qrvuwoxp2r9vgzyfpp">
         <w:r>
           <w:rPr>
             <w:rStyle w:val="Hyperlink"/>
@@ -553,7 +553,7 @@
           <w:numId w:val="2"/>
         </w:numPr>
       </w:pPr>
-      <w:hyperlink w:history="1" r:id="rIdwxsas4gptqsgoujgdxnjv">
+      <w:hyperlink w:history="1" r:id="rIdklrhzk-1wpyygbr_12a5e">
         <w:r>
           <w:rPr>
             <w:rStyle w:val="Hyperlink"/>
@@ -601,7 +601,7 @@
       <w:r>
         <w:t xml:space="preserve"> — créé — </w:t>
       </w:r>
-      <w:hyperlink w:history="1" r:id="rId9ys_alfeouvdyq5dbfmx1">
+      <w:hyperlink w:history="1" r:id="rIdidydmhipmm5rbipby1rmb">
         <w:r>
           <w:rPr>
             <w:rStyle w:val="Hyperlink"/>
@@ -638,7 +638,7 @@
       <w:r>
         <w:t xml:space="preserve"> — modifié — </w:t>
       </w:r>
-      <w:hyperlink w:history="1" r:id="rIdiblsj4c3dznjgxfwpxipa">
+      <w:hyperlink w:history="1" r:id="rIdzyebuli-a0bs5vnxojfur">
         <w:r>
           <w:rPr>
             <w:rStyle w:val="Hyperlink"/>
@@ -667,7 +667,7 @@
       <w:r>
         <w:t xml:space="preserve"> — créé — </w:t>
       </w:r>
-      <w:hyperlink w:history="1" r:id="rId7yq6qh_2mr46onsrbp0tj">
+      <w:hyperlink w:history="1" r:id="rId8hsgi2spo2nsrbklejoh-">
         <w:r>
           <w:rPr>
             <w:rStyle w:val="Hyperlink"/>
@@ -696,7 +696,7 @@
       <w:r>
         <w:t xml:space="preserve"> — modifié — </w:t>
       </w:r>
-      <w:hyperlink w:history="1" r:id="rIdu_u4txf8_wnatxc4pxbuf">
+      <w:hyperlink w:history="1" r:id="rIdlpghl1jdsmfvh5uxvcnic">
         <w:r>
           <w:rPr>
             <w:rStyle w:val="Hyperlink"/>
@@ -733,7 +733,7 @@
       <w:r>
         <w:t xml:space="preserve"> — modifié — </w:t>
       </w:r>
-      <w:hyperlink w:history="1" r:id="rIdevmlwzvnouvlhwbqqk5em">
+      <w:hyperlink w:history="1" r:id="rIdnnnr7pzgb4nedmdkgccyc">
         <w:r>
           <w:rPr>
             <w:rStyle w:val="Hyperlink"/>
@@ -770,7 +770,7 @@
       <w:r>
         <w:t xml:space="preserve"> — modifié — </w:t>
       </w:r>
-      <w:hyperlink w:history="1" r:id="rIdxdx41ufas5a4ru6affruc">
+      <w:hyperlink w:history="1" r:id="rIdiqgtyawuhucjfgbt4ke0b">
         <w:r>
           <w:rPr>
             <w:rStyle w:val="Hyperlink"/>
@@ -799,7 +799,7 @@
       <w:r>
         <w:t xml:space="preserve"> — modifié — </w:t>
       </w:r>
-      <w:hyperlink w:history="1" r:id="rIdxzfogksvyhber3nrnj8zk">
+      <w:hyperlink w:history="1" r:id="rIdguvwh_dd3rs0ovugruuyl">
         <w:r>
           <w:rPr>
             <w:rStyle w:val="Hyperlink"/>
@@ -828,7 +828,7 @@
       <w:r>
         <w:t xml:space="preserve"> — modifié — </w:t>
       </w:r>
-      <w:hyperlink w:history="1" r:id="rId-0qsnkjbssvxsgnch1fun">
+      <w:hyperlink w:history="1" r:id="rIdie-jbyyyizdf5on1-nhkk">
         <w:r>
           <w:rPr>
             <w:rStyle w:val="Hyperlink"/>
@@ -857,7 +857,7 @@
       <w:r>
         <w:t xml:space="preserve"> — modifié — </w:t>
       </w:r>
-      <w:hyperlink w:history="1" r:id="rIdxnqezhq59_hjijkvtwqhv">
+      <w:hyperlink w:history="1" r:id="rIdr5laufu4ptwfgd9b7dhej">
         <w:r>
           <w:rPr>
             <w:rStyle w:val="Hyperlink"/>
@@ -886,7 +886,7 @@
       <w:r>
         <w:t xml:space="preserve"> — modifié — </w:t>
       </w:r>
-      <w:hyperlink w:history="1" r:id="rIdt1enpxpjpuyr0vj8p8sp2">
+      <w:hyperlink w:history="1" r:id="rId0-tejr8vktfgoktxtv52n">
         <w:r>
           <w:rPr>
             <w:rStyle w:val="Hyperlink"/>
@@ -915,7 +915,7 @@
       <w:r>
         <w:t xml:space="preserve"> — modifié — </w:t>
       </w:r>
-      <w:hyperlink w:history="1" r:id="rIdhmbkjysjvb__1rjzpf4ct">
+      <w:hyperlink w:history="1" r:id="rIddmprwj9poilg1flo5vypc">
         <w:r>
           <w:rPr>
             <w:rStyle w:val="Hyperlink"/>
@@ -944,7 +944,7 @@
       <w:r>
         <w:t xml:space="preserve"> — modifié — </w:t>
       </w:r>
-      <w:hyperlink w:history="1" r:id="rIdtnlph64kcaoo3q1bmq5nn">
+      <w:hyperlink w:history="1" r:id="rId5ovzp7mpl1p4xgvnta4ce">
         <w:r>
           <w:rPr>
             <w:rStyle w:val="Hyperlink"/>
@@ -973,7 +973,7 @@
       <w:r>
         <w:t xml:space="preserve"> — modifié — </w:t>
       </w:r>
-      <w:hyperlink w:history="1" r:id="rIda5v2dpc9fq8rhdz2ep2sk">
+      <w:hyperlink w:history="1" r:id="rId8jkuissypl3k4mvpjphm1">
         <w:r>
           <w:rPr>
             <w:rStyle w:val="Hyperlink"/>
@@ -1010,7 +1010,7 @@
       <w:r>
         <w:t xml:space="preserve"> — modifié — </w:t>
       </w:r>
-      <w:hyperlink w:history="1" r:id="rIdmp3gkqqxvaeckpzjf4gfc">
+      <w:hyperlink w:history="1" r:id="rId3bpjbty75gy7yckdx7kg9">
         <w:r>
           <w:rPr>
             <w:rStyle w:val="Hyperlink"/>
@@ -1039,7 +1039,7 @@
       <w:r>
         <w:t xml:space="preserve"> — modifié — </w:t>
       </w:r>
-      <w:hyperlink w:history="1" r:id="rIdydn2oebtzcv2-gtvar_gk">
+      <w:hyperlink w:history="1" r:id="rIdigkulmfpzttseb7o9bbom">
         <w:r>
           <w:rPr>
             <w:rStyle w:val="Hyperlink"/>
@@ -1068,7 +1068,7 @@
       <w:r>
         <w:t xml:space="preserve"> — modifié — </w:t>
       </w:r>
-      <w:hyperlink w:history="1" r:id="rIdumeoqqo9nkvusujr75dcg">
+      <w:hyperlink w:history="1" r:id="rIde_wkck6eba9db2gg2wc_i">
         <w:r>
           <w:rPr>
             <w:rStyle w:val="Hyperlink"/>
@@ -1097,7 +1097,7 @@
       <w:r>
         <w:t xml:space="preserve"> — créé — </w:t>
       </w:r>
-      <w:hyperlink w:history="1" r:id="rIdfq8fckvcp0b7xoq_fqu37">
+      <w:hyperlink w:history="1" r:id="rIdvj_1cpqq0bqlemtnooq5u">
         <w:r>
           <w:rPr>
             <w:rStyle w:val="Hyperlink"/>
@@ -1134,7 +1134,7 @@
       <w:r>
         <w:t xml:space="preserve"> — modifié — </w:t>
       </w:r>
-      <w:hyperlink w:history="1" r:id="rIdfunuqjl1lc3yechjvss78">
+      <w:hyperlink w:history="1" r:id="rIdun1wjzsitlddudy6ypwh7">
         <w:r>
           <w:rPr>
             <w:rStyle w:val="Hyperlink"/>

--- a/docs/developpement/phases/word/PHASE_52_VENTES_DEPOSEES_DANS_TOUT_FLAIX_EXPERT_FICHIERS_EXCEL.docx
+++ b/docs/developpement/phases/word/PHASE_52_VENTES_DEPOSEES_DANS_TOUT_FLAIX_EXPERT_FICHIERS_EXCEL.docx
@@ -20,7 +20,7 @@
       <w:r>
         <w:t xml:space="preserve">FlaiX Expert · dossier de développement · généré le 2026-10-19 depuis le dépôt </w:t>
       </w:r>
-      <w:hyperlink w:history="1" r:id="rIdsd8qrvuwoxp2r9vgzyfpp">
+      <w:hyperlink w:history="1" r:id="rIdaotnbx2wztyz8rns3szfw">
         <w:r>
           <w:rPr>
             <w:rStyle w:val="Hyperlink"/>
@@ -553,7 +553,7 @@
           <w:numId w:val="2"/>
         </w:numPr>
       </w:pPr>
-      <w:hyperlink w:history="1" r:id="rIdklrhzk-1wpyygbr_12a5e">
+      <w:hyperlink w:history="1" r:id="rIdmw8cz_jdxtrjsx_pipy7k">
         <w:r>
           <w:rPr>
             <w:rStyle w:val="Hyperlink"/>
@@ -601,7 +601,7 @@
       <w:r>
         <w:t xml:space="preserve"> — créé — </w:t>
       </w:r>
-      <w:hyperlink w:history="1" r:id="rIdidydmhipmm5rbipby1rmb">
+      <w:hyperlink w:history="1" r:id="rIdaxdhjb6yongv1awwm9fn1">
         <w:r>
           <w:rPr>
             <w:rStyle w:val="Hyperlink"/>
@@ -638,7 +638,7 @@
       <w:r>
         <w:t xml:space="preserve"> — modifié — </w:t>
       </w:r>
-      <w:hyperlink w:history="1" r:id="rIdzyebuli-a0bs5vnxojfur">
+      <w:hyperlink w:history="1" r:id="rIddooyltgteljd-ai_xyzid">
         <w:r>
           <w:rPr>
             <w:rStyle w:val="Hyperlink"/>
@@ -667,7 +667,7 @@
       <w:r>
         <w:t xml:space="preserve"> — créé — </w:t>
       </w:r>
-      <w:hyperlink w:history="1" r:id="rId8hsgi2spo2nsrbklejoh-">
+      <w:hyperlink w:history="1" r:id="rIdza-qolkx50-etmjwrkbqy">
         <w:r>
           <w:rPr>
             <w:rStyle w:val="Hyperlink"/>
@@ -696,7 +696,7 @@
       <w:r>
         <w:t xml:space="preserve"> — modifié — </w:t>
       </w:r>
-      <w:hyperlink w:history="1" r:id="rIdlpghl1jdsmfvh5uxvcnic">
+      <w:hyperlink w:history="1" r:id="rIdik_09cx7kiutowqyiplye">
         <w:r>
           <w:rPr>
             <w:rStyle w:val="Hyperlink"/>
@@ -733,7 +733,7 @@
       <w:r>
         <w:t xml:space="preserve"> — modifié — </w:t>
       </w:r>
-      <w:hyperlink w:history="1" r:id="rIdnnnr7pzgb4nedmdkgccyc">
+      <w:hyperlink w:history="1" r:id="rId3s6x-id1fcpnidi4wayd0">
         <w:r>
           <w:rPr>
             <w:rStyle w:val="Hyperlink"/>
@@ -770,7 +770,7 @@
       <w:r>
         <w:t xml:space="preserve"> — modifié — </w:t>
       </w:r>
-      <w:hyperlink w:history="1" r:id="rIdiqgtyawuhucjfgbt4ke0b">
+      <w:hyperlink w:history="1" r:id="rIdstc7wa2imcx2fcva5ca_z">
         <w:r>
           <w:rPr>
             <w:rStyle w:val="Hyperlink"/>
@@ -799,7 +799,7 @@
       <w:r>
         <w:t xml:space="preserve"> — modifié — </w:t>
       </w:r>
-      <w:hyperlink w:history="1" r:id="rIdguvwh_dd3rs0ovugruuyl">
+      <w:hyperlink w:history="1" r:id="rIdzlewonzgt4smzjywuf5zy">
         <w:r>
           <w:rPr>
             <w:rStyle w:val="Hyperlink"/>
@@ -828,7 +828,7 @@
       <w:r>
         <w:t xml:space="preserve"> — modifié — </w:t>
       </w:r>
-      <w:hyperlink w:history="1" r:id="rIdie-jbyyyizdf5on1-nhkk">
+      <w:hyperlink w:history="1" r:id="rIdxdouwzs5f1cdlntvf2qvr">
         <w:r>
           <w:rPr>
             <w:rStyle w:val="Hyperlink"/>
@@ -857,7 +857,7 @@
       <w:r>
         <w:t xml:space="preserve"> — modifié — </w:t>
       </w:r>
-      <w:hyperlink w:history="1" r:id="rIdr5laufu4ptwfgd9b7dhej">
+      <w:hyperlink w:history="1" r:id="rIdsjpcsmfyfogfk0bfordlk">
         <w:r>
           <w:rPr>
             <w:rStyle w:val="Hyperlink"/>
@@ -886,7 +886,7 @@
       <w:r>
         <w:t xml:space="preserve"> — modifié — </w:t>
       </w:r>
-      <w:hyperlink w:history="1" r:id="rId0-tejr8vktfgoktxtv52n">
+      <w:hyperlink w:history="1" r:id="rIdi9iis1j9ybj7bjrhpnibn">
         <w:r>
           <w:rPr>
             <w:rStyle w:val="Hyperlink"/>
@@ -915,7 +915,7 @@
       <w:r>
         <w:t xml:space="preserve"> — modifié — </w:t>
       </w:r>
-      <w:hyperlink w:history="1" r:id="rIddmprwj9poilg1flo5vypc">
+      <w:hyperlink w:history="1" r:id="rIdlwod51xa60_dq0ahxrupu">
         <w:r>
           <w:rPr>
             <w:rStyle w:val="Hyperlink"/>
@@ -944,7 +944,7 @@
       <w:r>
         <w:t xml:space="preserve"> — modifié — </w:t>
       </w:r>
-      <w:hyperlink w:history="1" r:id="rId5ovzp7mpl1p4xgvnta4ce">
+      <w:hyperlink w:history="1" r:id="rIdtwhfuzxl3p6zuzkno8yt5">
         <w:r>
           <w:rPr>
             <w:rStyle w:val="Hyperlink"/>
@@ -973,7 +973,7 @@
       <w:r>
         <w:t xml:space="preserve"> — modifié — </w:t>
       </w:r>
-      <w:hyperlink w:history="1" r:id="rId8jkuissypl3k4mvpjphm1">
+      <w:hyperlink w:history="1" r:id="rIdbzy-ptrez9c3vyjghj-1x">
         <w:r>
           <w:rPr>
             <w:rStyle w:val="Hyperlink"/>
@@ -1010,7 +1010,7 @@
       <w:r>
         <w:t xml:space="preserve"> — modifié — </w:t>
       </w:r>
-      <w:hyperlink w:history="1" r:id="rId3bpjbty75gy7yckdx7kg9">
+      <w:hyperlink w:history="1" r:id="rId-wbzhwoabmf6vu_gsdabi">
         <w:r>
           <w:rPr>
             <w:rStyle w:val="Hyperlink"/>
@@ -1039,7 +1039,7 @@
       <w:r>
         <w:t xml:space="preserve"> — modifié — </w:t>
       </w:r>
-      <w:hyperlink w:history="1" r:id="rIdigkulmfpzttseb7o9bbom">
+      <w:hyperlink w:history="1" r:id="rIdl8xftibf0aircm32zvq-p">
         <w:r>
           <w:rPr>
             <w:rStyle w:val="Hyperlink"/>
@@ -1068,7 +1068,7 @@
       <w:r>
         <w:t xml:space="preserve"> — modifié — </w:t>
       </w:r>
-      <w:hyperlink w:history="1" r:id="rIde_wkck6eba9db2gg2wc_i">
+      <w:hyperlink w:history="1" r:id="rId91q66l4nmseuzfcspncbj">
         <w:r>
           <w:rPr>
             <w:rStyle w:val="Hyperlink"/>
@@ -1097,7 +1097,7 @@
       <w:r>
         <w:t xml:space="preserve"> — créé — </w:t>
       </w:r>
-      <w:hyperlink w:history="1" r:id="rIdvj_1cpqq0bqlemtnooq5u">
+      <w:hyperlink w:history="1" r:id="rId4b-o4aj47-hj2sl6i-85s">
         <w:r>
           <w:rPr>
             <w:rStyle w:val="Hyperlink"/>
@@ -1134,7 +1134,7 @@
       <w:r>
         <w:t xml:space="preserve"> — modifié — </w:t>
       </w:r>
-      <w:hyperlink w:history="1" r:id="rIdun1wjzsitlddudy6ypwh7">
+      <w:hyperlink w:history="1" r:id="rIdijw_g-bvy1j70zxjahbzt">
         <w:r>
           <w:rPr>
             <w:rStyle w:val="Hyperlink"/>

--- a/docs/developpement/phases/word/PHASE_52_VENTES_DEPOSEES_DANS_TOUT_FLAIX_EXPERT_FICHIERS_EXCEL.docx
+++ b/docs/developpement/phases/word/PHASE_52_VENTES_DEPOSEES_DANS_TOUT_FLAIX_EXPERT_FICHIERS_EXCEL.docx
@@ -20,7 +20,7 @@
       <w:r>
         <w:t xml:space="preserve">FlaiX Expert · dossier de développement · généré le 2026-10-19 depuis le dépôt </w:t>
       </w:r>
-      <w:hyperlink w:history="1" r:id="rIdaotnbx2wztyz8rns3szfw">
+      <w:hyperlink w:history="1" r:id="rIdgbtkrehjzashoxbv0-rtm">
         <w:r>
           <w:rPr>
             <w:rStyle w:val="Hyperlink"/>
@@ -553,7 +553,7 @@
           <w:numId w:val="2"/>
         </w:numPr>
       </w:pPr>
-      <w:hyperlink w:history="1" r:id="rIdmw8cz_jdxtrjsx_pipy7k">
+      <w:hyperlink w:history="1" r:id="rIdypsbqqe-e-i4gby80fsbm">
         <w:r>
           <w:rPr>
             <w:rStyle w:val="Hyperlink"/>
@@ -601,7 +601,7 @@
       <w:r>
         <w:t xml:space="preserve"> — créé — </w:t>
       </w:r>
-      <w:hyperlink w:history="1" r:id="rIdaxdhjb6yongv1awwm9fn1">
+      <w:hyperlink w:history="1" r:id="rIdeiqqwxemy5t-t6awpwkks">
         <w:r>
           <w:rPr>
             <w:rStyle w:val="Hyperlink"/>
@@ -638,7 +638,7 @@
       <w:r>
         <w:t xml:space="preserve"> — modifié — </w:t>
       </w:r>
-      <w:hyperlink w:history="1" r:id="rIddooyltgteljd-ai_xyzid">
+      <w:hyperlink w:history="1" r:id="rIdm1_xffmf2bgpkrfwwra6d">
         <w:r>
           <w:rPr>
             <w:rStyle w:val="Hyperlink"/>
@@ -667,7 +667,7 @@
       <w:r>
         <w:t xml:space="preserve"> — créé — </w:t>
       </w:r>
-      <w:hyperlink w:history="1" r:id="rIdza-qolkx50-etmjwrkbqy">
+      <w:hyperlink w:history="1" r:id="rIdw7mkkfpprut-nyhykwnmf">
         <w:r>
           <w:rPr>
             <w:rStyle w:val="Hyperlink"/>
@@ -696,7 +696,7 @@
       <w:r>
         <w:t xml:space="preserve"> — modifié — </w:t>
       </w:r>
-      <w:hyperlink w:history="1" r:id="rIdik_09cx7kiutowqyiplye">
+      <w:hyperlink w:history="1" r:id="rIdrrbrw4piptnevkl893wks">
         <w:r>
           <w:rPr>
             <w:rStyle w:val="Hyperlink"/>
@@ -733,7 +733,7 @@
       <w:r>
         <w:t xml:space="preserve"> — modifié — </w:t>
       </w:r>
-      <w:hyperlink w:history="1" r:id="rId3s6x-id1fcpnidi4wayd0">
+      <w:hyperlink w:history="1" r:id="rIdz5slmlcydmjnzgob7enqw">
         <w:r>
           <w:rPr>
             <w:rStyle w:val="Hyperlink"/>
@@ -770,7 +770,7 @@
       <w:r>
         <w:t xml:space="preserve"> — modifié — </w:t>
       </w:r>
-      <w:hyperlink w:history="1" r:id="rIdstc7wa2imcx2fcva5ca_z">
+      <w:hyperlink w:history="1" r:id="rIdgjtbqgsyjfmbnqvjorlyq">
         <w:r>
           <w:rPr>
             <w:rStyle w:val="Hyperlink"/>
@@ -799,7 +799,7 @@
       <w:r>
         <w:t xml:space="preserve"> — modifié — </w:t>
       </w:r>
-      <w:hyperlink w:history="1" r:id="rIdzlewonzgt4smzjywuf5zy">
+      <w:hyperlink w:history="1" r:id="rIdqi8bz0ud-zyxoogbgmss4">
         <w:r>
           <w:rPr>
             <w:rStyle w:val="Hyperlink"/>
@@ -828,7 +828,7 @@
       <w:r>
         <w:t xml:space="preserve"> — modifié — </w:t>
       </w:r>
-      <w:hyperlink w:history="1" r:id="rIdxdouwzs5f1cdlntvf2qvr">
+      <w:hyperlink w:history="1" r:id="rIdpifzp86fd-cxwyqn8v7ih">
         <w:r>
           <w:rPr>
             <w:rStyle w:val="Hyperlink"/>
@@ -857,7 +857,7 @@
       <w:r>
         <w:t xml:space="preserve"> — modifié — </w:t>
       </w:r>
-      <w:hyperlink w:history="1" r:id="rIdsjpcsmfyfogfk0bfordlk">
+      <w:hyperlink w:history="1" r:id="rId7zyoqphzdngnj7ci1y2cv">
         <w:r>
           <w:rPr>
             <w:rStyle w:val="Hyperlink"/>
@@ -886,7 +886,7 @@
       <w:r>
         <w:t xml:space="preserve"> — modifié — </w:t>
       </w:r>
-      <w:hyperlink w:history="1" r:id="rIdi9iis1j9ybj7bjrhpnibn">
+      <w:hyperlink w:history="1" r:id="rIdwqdhloxovl6le5zaxwrem">
         <w:r>
           <w:rPr>
             <w:rStyle w:val="Hyperlink"/>
@@ -915,7 +915,7 @@
       <w:r>
         <w:t xml:space="preserve"> — modifié — </w:t>
       </w:r>
-      <w:hyperlink w:history="1" r:id="rIdlwod51xa60_dq0ahxrupu">
+      <w:hyperlink w:history="1" r:id="rIdgz2de2tttrosofaz4wrcr">
         <w:r>
           <w:rPr>
             <w:rStyle w:val="Hyperlink"/>
@@ -944,7 +944,7 @@
       <w:r>
         <w:t xml:space="preserve"> — modifié — </w:t>
       </w:r>
-      <w:hyperlink w:history="1" r:id="rIdtwhfuzxl3p6zuzkno8yt5">
+      <w:hyperlink w:history="1" r:id="rId7f8tqjrq64d-chmdlsk_u">
         <w:r>
           <w:rPr>
             <w:rStyle w:val="Hyperlink"/>
@@ -973,7 +973,7 @@
       <w:r>
         <w:t xml:space="preserve"> — modifié — </w:t>
       </w:r>
-      <w:hyperlink w:history="1" r:id="rIdbzy-ptrez9c3vyjghj-1x">
+      <w:hyperlink w:history="1" r:id="rIdpk6xtenkqf0etro54_e0r">
         <w:r>
           <w:rPr>
             <w:rStyle w:val="Hyperlink"/>
@@ -1010,7 +1010,7 @@
       <w:r>
         <w:t xml:space="preserve"> — modifié — </w:t>
       </w:r>
-      <w:hyperlink w:history="1" r:id="rId-wbzhwoabmf6vu_gsdabi">
+      <w:hyperlink w:history="1" r:id="rIdsi1bg-mllqxhym8sl6jmq">
         <w:r>
           <w:rPr>
             <w:rStyle w:val="Hyperlink"/>
@@ -1039,7 +1039,7 @@
       <w:r>
         <w:t xml:space="preserve"> — modifié — </w:t>
       </w:r>
-      <w:hyperlink w:history="1" r:id="rIdl8xftibf0aircm32zvq-p">
+      <w:hyperlink w:history="1" r:id="rId46_mtwriyv6pugsgmnhwl">
         <w:r>
           <w:rPr>
             <w:rStyle w:val="Hyperlink"/>
@@ -1068,7 +1068,7 @@
       <w:r>
         <w:t xml:space="preserve"> — modifié — </w:t>
       </w:r>
-      <w:hyperlink w:history="1" r:id="rId91q66l4nmseuzfcspncbj">
+      <w:hyperlink w:history="1" r:id="rIdqlqlaojujzlsn9pqs1yes">
         <w:r>
           <w:rPr>
             <w:rStyle w:val="Hyperlink"/>
@@ -1097,7 +1097,7 @@
       <w:r>
         <w:t xml:space="preserve"> — créé — </w:t>
       </w:r>
-      <w:hyperlink w:history="1" r:id="rId4b-o4aj47-hj2sl6i-85s">
+      <w:hyperlink w:history="1" r:id="rIdyfhlujo_fkxorqco3zf-s">
         <w:r>
           <w:rPr>
             <w:rStyle w:val="Hyperlink"/>
@@ -1134,7 +1134,7 @@
       <w:r>
         <w:t xml:space="preserve"> — modifié — </w:t>
       </w:r>
-      <w:hyperlink w:history="1" r:id="rIdijw_g-bvy1j70zxjahbzt">
+      <w:hyperlink w:history="1" r:id="rIdty1ye6pacq0hh8p8w6fb8">
         <w:r>
           <w:rPr>
             <w:rStyle w:val="Hyperlink"/>

--- a/docs/developpement/phases/word/PHASE_52_VENTES_DEPOSEES_DANS_TOUT_FLAIX_EXPERT_FICHIERS_EXCEL.docx
+++ b/docs/developpement/phases/word/PHASE_52_VENTES_DEPOSEES_DANS_TOUT_FLAIX_EXPERT_FICHIERS_EXCEL.docx
@@ -20,7 +20,7 @@
       <w:r>
         <w:t xml:space="preserve">FlaiX Expert · dossier de développement · généré le 2026-10-19 depuis le dépôt </w:t>
       </w:r>
-      <w:hyperlink w:history="1" r:id="rIdgbtkrehjzashoxbv0-rtm">
+      <w:hyperlink w:history="1" r:id="rIdeyoihbpczbpnfmdeu2oyn">
         <w:r>
           <w:rPr>
             <w:rStyle w:val="Hyperlink"/>
@@ -553,7 +553,7 @@
           <w:numId w:val="2"/>
         </w:numPr>
       </w:pPr>
-      <w:hyperlink w:history="1" r:id="rIdypsbqqe-e-i4gby80fsbm">
+      <w:hyperlink w:history="1" r:id="rIdyp16lay1kww2c7onqdvre">
         <w:r>
           <w:rPr>
             <w:rStyle w:val="Hyperlink"/>
@@ -601,7 +601,7 @@
       <w:r>
         <w:t xml:space="preserve"> — créé — </w:t>
       </w:r>
-      <w:hyperlink w:history="1" r:id="rIdeiqqwxemy5t-t6awpwkks">
+      <w:hyperlink w:history="1" r:id="rId_dd7i5lqtslp8lhqzw6aq">
         <w:r>
           <w:rPr>
             <w:rStyle w:val="Hyperlink"/>
@@ -638,7 +638,7 @@
       <w:r>
         <w:t xml:space="preserve"> — modifié — </w:t>
       </w:r>
-      <w:hyperlink w:history="1" r:id="rIdm1_xffmf2bgpkrfwwra6d">
+      <w:hyperlink w:history="1" r:id="rId2fv3laslvffvp1l-ywheb">
         <w:r>
           <w:rPr>
             <w:rStyle w:val="Hyperlink"/>
@@ -667,7 +667,7 @@
       <w:r>
         <w:t xml:space="preserve"> — créé — </w:t>
       </w:r>
-      <w:hyperlink w:history="1" r:id="rIdw7mkkfpprut-nyhykwnmf">
+      <w:hyperlink w:history="1" r:id="rId_aco-baindzcwwq5qo0mz">
         <w:r>
           <w:rPr>
             <w:rStyle w:val="Hyperlink"/>
@@ -696,7 +696,7 @@
       <w:r>
         <w:t xml:space="preserve"> — modifié — </w:t>
       </w:r>
-      <w:hyperlink w:history="1" r:id="rIdrrbrw4piptnevkl893wks">
+      <w:hyperlink w:history="1" r:id="rIdyfnaujlym0wvh1hl4vraf">
         <w:r>
           <w:rPr>
             <w:rStyle w:val="Hyperlink"/>
@@ -733,7 +733,7 @@
       <w:r>
         <w:t xml:space="preserve"> — modifié — </w:t>
       </w:r>
-      <w:hyperlink w:history="1" r:id="rIdz5slmlcydmjnzgob7enqw">
+      <w:hyperlink w:history="1" r:id="rIdzrbnsf1crxsskpzi-3ih7">
         <w:r>
           <w:rPr>
             <w:rStyle w:val="Hyperlink"/>
@@ -770,7 +770,7 @@
       <w:r>
         <w:t xml:space="preserve"> — modifié — </w:t>
       </w:r>
-      <w:hyperlink w:history="1" r:id="rIdgjtbqgsyjfmbnqvjorlyq">
+      <w:hyperlink w:history="1" r:id="rIdb0w0ebgubvkazuivafty0">
         <w:r>
           <w:rPr>
             <w:rStyle w:val="Hyperlink"/>
@@ -799,7 +799,7 @@
       <w:r>
         <w:t xml:space="preserve"> — modifié — </w:t>
       </w:r>
-      <w:hyperlink w:history="1" r:id="rIdqi8bz0ud-zyxoogbgmss4">
+      <w:hyperlink w:history="1" r:id="rIdwgcfhjyuuwzqm32mhesmk">
         <w:r>
           <w:rPr>
             <w:rStyle w:val="Hyperlink"/>
@@ -828,7 +828,7 @@
       <w:r>
         <w:t xml:space="preserve"> — modifié — </w:t>
       </w:r>
-      <w:hyperlink w:history="1" r:id="rIdpifzp86fd-cxwyqn8v7ih">
+      <w:hyperlink w:history="1" r:id="rId8bbx_glk-f6hmzypattni">
         <w:r>
           <w:rPr>
             <w:rStyle w:val="Hyperlink"/>
@@ -857,7 +857,7 @@
       <w:r>
         <w:t xml:space="preserve"> — modifié — </w:t>
       </w:r>
-      <w:hyperlink w:history="1" r:id="rId7zyoqphzdngnj7ci1y2cv">
+      <w:hyperlink w:history="1" r:id="rIdr5spqz321nuvkqhv2c2lr">
         <w:r>
           <w:rPr>
             <w:rStyle w:val="Hyperlink"/>
@@ -886,7 +886,7 @@
       <w:r>
         <w:t xml:space="preserve"> — modifié — </w:t>
       </w:r>
-      <w:hyperlink w:history="1" r:id="rIdwqdhloxovl6le5zaxwrem">
+      <w:hyperlink w:history="1" r:id="rIdb2eikmyuyzo-7wgrkrrlp">
         <w:r>
           <w:rPr>
             <w:rStyle w:val="Hyperlink"/>
@@ -915,7 +915,7 @@
       <w:r>
         <w:t xml:space="preserve"> — modifié — </w:t>
       </w:r>
-      <w:hyperlink w:history="1" r:id="rIdgz2de2tttrosofaz4wrcr">
+      <w:hyperlink w:history="1" r:id="rId3sk6meqn3sbh4gpicorsp">
         <w:r>
           <w:rPr>
             <w:rStyle w:val="Hyperlink"/>
@@ -944,7 +944,7 @@
       <w:r>
         <w:t xml:space="preserve"> — modifié — </w:t>
       </w:r>
-      <w:hyperlink w:history="1" r:id="rId7f8tqjrq64d-chmdlsk_u">
+      <w:hyperlink w:history="1" r:id="rId4f6xt02ikt6fcu1ehvyyk">
         <w:r>
           <w:rPr>
             <w:rStyle w:val="Hyperlink"/>
@@ -973,7 +973,7 @@
       <w:r>
         <w:t xml:space="preserve"> — modifié — </w:t>
       </w:r>
-      <w:hyperlink w:history="1" r:id="rIdpk6xtenkqf0etro54_e0r">
+      <w:hyperlink w:history="1" r:id="rIda7l_0kbmfntool9liqlow">
         <w:r>
           <w:rPr>
             <w:rStyle w:val="Hyperlink"/>
@@ -1010,7 +1010,7 @@
       <w:r>
         <w:t xml:space="preserve"> — modifié — </w:t>
       </w:r>
-      <w:hyperlink w:history="1" r:id="rIdsi1bg-mllqxhym8sl6jmq">
+      <w:hyperlink w:history="1" r:id="rId_fizz_3qo1skofhpw2yeg">
         <w:r>
           <w:rPr>
             <w:rStyle w:val="Hyperlink"/>
@@ -1039,7 +1039,7 @@
       <w:r>
         <w:t xml:space="preserve"> — modifié — </w:t>
       </w:r>
-      <w:hyperlink w:history="1" r:id="rId46_mtwriyv6pugsgmnhwl">
+      <w:hyperlink w:history="1" r:id="rIdjyqqlxmpjfxbiak3mjsux">
         <w:r>
           <w:rPr>
             <w:rStyle w:val="Hyperlink"/>
@@ -1068,7 +1068,7 @@
       <w:r>
         <w:t xml:space="preserve"> — modifié — </w:t>
       </w:r>
-      <w:hyperlink w:history="1" r:id="rIdqlqlaojujzlsn9pqs1yes">
+      <w:hyperlink w:history="1" r:id="rId4so_x5rsumd6r6bwk2sh3">
         <w:r>
           <w:rPr>
             <w:rStyle w:val="Hyperlink"/>
@@ -1097,7 +1097,7 @@
       <w:r>
         <w:t xml:space="preserve"> — créé — </w:t>
       </w:r>
-      <w:hyperlink w:history="1" r:id="rIdyfhlujo_fkxorqco3zf-s">
+      <w:hyperlink w:history="1" r:id="rId2s7nlvbxi7wnwhkdcqxde">
         <w:r>
           <w:rPr>
             <w:rStyle w:val="Hyperlink"/>
@@ -1134,7 +1134,7 @@
       <w:r>
         <w:t xml:space="preserve"> — modifié — </w:t>
       </w:r>
-      <w:hyperlink w:history="1" r:id="rIdty1ye6pacq0hh8p8w6fb8">
+      <w:hyperlink w:history="1" r:id="rIdqblpdk1fomemcq-ixp667">
         <w:r>
           <w:rPr>
             <w:rStyle w:val="Hyperlink"/>

--- a/docs/developpement/phases/word/PHASE_52_VENTES_DEPOSEES_DANS_TOUT_FLAIX_EXPERT_FICHIERS_EXCEL.docx
+++ b/docs/developpement/phases/word/PHASE_52_VENTES_DEPOSEES_DANS_TOUT_FLAIX_EXPERT_FICHIERS_EXCEL.docx
@@ -18,9 +18,9 @@
         <w:shd w:fill="F6F3FF" w:color="auto" w:val="clear"/>
       </w:pPr>
       <w:r>
-        <w:t xml:space="preserve">FlaiX Expert · dossier de développement · généré le 2026-10-19 depuis le dépôt </w:t>
-      </w:r>
-      <w:hyperlink w:history="1" r:id="rIdeyoihbpczbpnfmdeu2oyn">
+        <w:t xml:space="preserve">FlaiX Expert · dossier de développement · généré le 2026-10-21 depuis le dépôt </w:t>
+      </w:r>
+      <w:hyperlink w:history="1" r:id="rIduok_jdzun-cm3q_w2rizn">
         <w:r>
           <w:rPr>
             <w:rStyle w:val="Hyperlink"/>
@@ -553,7 +553,7 @@
           <w:numId w:val="2"/>
         </w:numPr>
       </w:pPr>
-      <w:hyperlink w:history="1" r:id="rIdyp16lay1kww2c7onqdvre">
+      <w:hyperlink w:history="1" r:id="rId2vpkh9ch4_pue-33agkee">
         <w:r>
           <w:rPr>
             <w:rStyle w:val="Hyperlink"/>
@@ -601,7 +601,7 @@
       <w:r>
         <w:t xml:space="preserve"> — créé — </w:t>
       </w:r>
-      <w:hyperlink w:history="1" r:id="rId_dd7i5lqtslp8lhqzw6aq">
+      <w:hyperlink w:history="1" r:id="rIdxamfaqig5l55_xk7rbfbq">
         <w:r>
           <w:rPr>
             <w:rStyle w:val="Hyperlink"/>
@@ -638,7 +638,7 @@
       <w:r>
         <w:t xml:space="preserve"> — modifié — </w:t>
       </w:r>
-      <w:hyperlink w:history="1" r:id="rId2fv3laslvffvp1l-ywheb">
+      <w:hyperlink w:history="1" r:id="rIdjblby3dcrztcyvmwzpd2p">
         <w:r>
           <w:rPr>
             <w:rStyle w:val="Hyperlink"/>
@@ -667,7 +667,7 @@
       <w:r>
         <w:t xml:space="preserve"> — créé — </w:t>
       </w:r>
-      <w:hyperlink w:history="1" r:id="rId_aco-baindzcwwq5qo0mz">
+      <w:hyperlink w:history="1" r:id="rIdakoylwsxjwxjffx_fboqy">
         <w:r>
           <w:rPr>
             <w:rStyle w:val="Hyperlink"/>
@@ -696,7 +696,7 @@
       <w:r>
         <w:t xml:space="preserve"> — modifié — </w:t>
       </w:r>
-      <w:hyperlink w:history="1" r:id="rIdyfnaujlym0wvh1hl4vraf">
+      <w:hyperlink w:history="1" r:id="rIdcsei2y4qajmlwj1inx1ti">
         <w:r>
           <w:rPr>
             <w:rStyle w:val="Hyperlink"/>
@@ -733,7 +733,7 @@
       <w:r>
         <w:t xml:space="preserve"> — modifié — </w:t>
       </w:r>
-      <w:hyperlink w:history="1" r:id="rIdzrbnsf1crxsskpzi-3ih7">
+      <w:hyperlink w:history="1" r:id="rIdlwttigrtzvuppcaq4gvud">
         <w:r>
           <w:rPr>
             <w:rStyle w:val="Hyperlink"/>
@@ -770,7 +770,7 @@
       <w:r>
         <w:t xml:space="preserve"> — modifié — </w:t>
       </w:r>
-      <w:hyperlink w:history="1" r:id="rIdb0w0ebgubvkazuivafty0">
+      <w:hyperlink w:history="1" r:id="rIdzv0-auz4tjbcauztkqihb">
         <w:r>
           <w:rPr>
             <w:rStyle w:val="Hyperlink"/>
@@ -799,7 +799,7 @@
       <w:r>
         <w:t xml:space="preserve"> — modifié — </w:t>
       </w:r>
-      <w:hyperlink w:history="1" r:id="rIdwgcfhjyuuwzqm32mhesmk">
+      <w:hyperlink w:history="1" r:id="rIdf7gdz23bnispxbmjizana">
         <w:r>
           <w:rPr>
             <w:rStyle w:val="Hyperlink"/>
@@ -828,7 +828,7 @@
       <w:r>
         <w:t xml:space="preserve"> — modifié — </w:t>
       </w:r>
-      <w:hyperlink w:history="1" r:id="rId8bbx_glk-f6hmzypattni">
+      <w:hyperlink w:history="1" r:id="rIdr4-fyencv7bicbfxtxxab">
         <w:r>
           <w:rPr>
             <w:rStyle w:val="Hyperlink"/>
@@ -857,7 +857,7 @@
       <w:r>
         <w:t xml:space="preserve"> — modifié — </w:t>
       </w:r>
-      <w:hyperlink w:history="1" r:id="rIdr5spqz321nuvkqhv2c2lr">
+      <w:hyperlink w:history="1" r:id="rIdiraa1qumutk4u14hegbfd">
         <w:r>
           <w:rPr>
             <w:rStyle w:val="Hyperlink"/>
@@ -886,7 +886,7 @@
       <w:r>
         <w:t xml:space="preserve"> — modifié — </w:t>
       </w:r>
-      <w:hyperlink w:history="1" r:id="rIdb2eikmyuyzo-7wgrkrrlp">
+      <w:hyperlink w:history="1" r:id="rIdn4uenk_zu2zd5wqaemegq">
         <w:r>
           <w:rPr>
             <w:rStyle w:val="Hyperlink"/>
@@ -915,7 +915,7 @@
       <w:r>
         <w:t xml:space="preserve"> — modifié — </w:t>
       </w:r>
-      <w:hyperlink w:history="1" r:id="rId3sk6meqn3sbh4gpicorsp">
+      <w:hyperlink w:history="1" r:id="rId-lm0xxlfhaav6b-wcq63b">
         <w:r>
           <w:rPr>
             <w:rStyle w:val="Hyperlink"/>
@@ -944,7 +944,7 @@
       <w:r>
         <w:t xml:space="preserve"> — modifié — </w:t>
       </w:r>
-      <w:hyperlink w:history="1" r:id="rId4f6xt02ikt6fcu1ehvyyk">
+      <w:hyperlink w:history="1" r:id="rIdild7dfgri0wf91trxm7ul">
         <w:r>
           <w:rPr>
             <w:rStyle w:val="Hyperlink"/>
@@ -973,7 +973,7 @@
       <w:r>
         <w:t xml:space="preserve"> — modifié — </w:t>
       </w:r>
-      <w:hyperlink w:history="1" r:id="rIda7l_0kbmfntool9liqlow">
+      <w:hyperlink w:history="1" r:id="rIdptyy2gne0sprejfbxmtzm">
         <w:r>
           <w:rPr>
             <w:rStyle w:val="Hyperlink"/>
@@ -1010,7 +1010,7 @@
       <w:r>
         <w:t xml:space="preserve"> — modifié — </w:t>
       </w:r>
-      <w:hyperlink w:history="1" r:id="rId_fizz_3qo1skofhpw2yeg">
+      <w:hyperlink w:history="1" r:id="rIdevsqm0vh37tsi1nlvqose">
         <w:r>
           <w:rPr>
             <w:rStyle w:val="Hyperlink"/>
@@ -1039,7 +1039,7 @@
       <w:r>
         <w:t xml:space="preserve"> — modifié — </w:t>
       </w:r>
-      <w:hyperlink w:history="1" r:id="rIdjyqqlxmpjfxbiak3mjsux">
+      <w:hyperlink w:history="1" r:id="rIdfuc4rkmfwwqgx0hu7by04">
         <w:r>
           <w:rPr>
             <w:rStyle w:val="Hyperlink"/>
@@ -1068,7 +1068,7 @@
       <w:r>
         <w:t xml:space="preserve"> — modifié — </w:t>
       </w:r>
-      <w:hyperlink w:history="1" r:id="rId4so_x5rsumd6r6bwk2sh3">
+      <w:hyperlink w:history="1" r:id="rIds9ypdmlpe4cxai-vrlzkp">
         <w:r>
           <w:rPr>
             <w:rStyle w:val="Hyperlink"/>
@@ -1097,7 +1097,7 @@
       <w:r>
         <w:t xml:space="preserve"> — créé — </w:t>
       </w:r>
-      <w:hyperlink w:history="1" r:id="rId2s7nlvbxi7wnwhkdcqxde">
+      <w:hyperlink w:history="1" r:id="rIdk7fdbuspsc74lka_sirog">
         <w:r>
           <w:rPr>
             <w:rStyle w:val="Hyperlink"/>
@@ -1134,7 +1134,7 @@
       <w:r>
         <w:t xml:space="preserve"> — modifié — </w:t>
       </w:r>
-      <w:hyperlink w:history="1" r:id="rIdqblpdk1fomemcq-ixp667">
+      <w:hyperlink w:history="1" r:id="rIdee7hi3yi7ogqai4uiycqc">
         <w:r>
           <w:rPr>
             <w:rStyle w:val="Hyperlink"/>

--- a/docs/developpement/phases/word/PHASE_52_VENTES_DEPOSEES_DANS_TOUT_FLAIX_EXPERT_FICHIERS_EXCEL.docx
+++ b/docs/developpement/phases/word/PHASE_52_VENTES_DEPOSEES_DANS_TOUT_FLAIX_EXPERT_FICHIERS_EXCEL.docx
@@ -20,7 +20,7 @@
       <w:r>
         <w:t xml:space="preserve">FlaiX Expert · dossier de développement · généré le 2026-10-21 depuis le dépôt </w:t>
       </w:r>
-      <w:hyperlink w:history="1" r:id="rIduok_jdzun-cm3q_w2rizn">
+      <w:hyperlink w:history="1" r:id="rIdlsg3-37b966dhkcb9rsl7">
         <w:r>
           <w:rPr>
             <w:rStyle w:val="Hyperlink"/>
@@ -553,7 +553,7 @@
           <w:numId w:val="2"/>
         </w:numPr>
       </w:pPr>
-      <w:hyperlink w:history="1" r:id="rId2vpkh9ch4_pue-33agkee">
+      <w:hyperlink w:history="1" r:id="rIdayfo4xxkhee26gckd9vjw">
         <w:r>
           <w:rPr>
             <w:rStyle w:val="Hyperlink"/>
@@ -601,7 +601,7 @@
       <w:r>
         <w:t xml:space="preserve"> — créé — </w:t>
       </w:r>
-      <w:hyperlink w:history="1" r:id="rIdxamfaqig5l55_xk7rbfbq">
+      <w:hyperlink w:history="1" r:id="rIdcgf69musmueax05w5lgfx">
         <w:r>
           <w:rPr>
             <w:rStyle w:val="Hyperlink"/>
@@ -638,7 +638,7 @@
       <w:r>
         <w:t xml:space="preserve"> — modifié — </w:t>
       </w:r>
-      <w:hyperlink w:history="1" r:id="rIdjblby3dcrztcyvmwzpd2p">
+      <w:hyperlink w:history="1" r:id="rIdwy9oi_dhzbsxstddek-ei">
         <w:r>
           <w:rPr>
             <w:rStyle w:val="Hyperlink"/>
@@ -667,7 +667,7 @@
       <w:r>
         <w:t xml:space="preserve"> — créé — </w:t>
       </w:r>
-      <w:hyperlink w:history="1" r:id="rIdakoylwsxjwxjffx_fboqy">
+      <w:hyperlink w:history="1" r:id="rIdxc_hqtvhn0zjxndff3m5o">
         <w:r>
           <w:rPr>
             <w:rStyle w:val="Hyperlink"/>
@@ -696,7 +696,7 @@
       <w:r>
         <w:t xml:space="preserve"> — modifié — </w:t>
       </w:r>
-      <w:hyperlink w:history="1" r:id="rIdcsei2y4qajmlwj1inx1ti">
+      <w:hyperlink w:history="1" r:id="rIdg1jjbvbvw6zh1s7olxkqe">
         <w:r>
           <w:rPr>
             <w:rStyle w:val="Hyperlink"/>
@@ -733,7 +733,7 @@
       <w:r>
         <w:t xml:space="preserve"> — modifié — </w:t>
       </w:r>
-      <w:hyperlink w:history="1" r:id="rIdlwttigrtzvuppcaq4gvud">
+      <w:hyperlink w:history="1" r:id="rIdbjco6mnumamik61z1lv8l">
         <w:r>
           <w:rPr>
             <w:rStyle w:val="Hyperlink"/>
@@ -770,7 +770,7 @@
       <w:r>
         <w:t xml:space="preserve"> — modifié — </w:t>
       </w:r>
-      <w:hyperlink w:history="1" r:id="rIdzv0-auz4tjbcauztkqihb">
+      <w:hyperlink w:history="1" r:id="rIdvbkos0qlee_070rteqicn">
         <w:r>
           <w:rPr>
             <w:rStyle w:val="Hyperlink"/>
@@ -799,7 +799,7 @@
       <w:r>
         <w:t xml:space="preserve"> — modifié — </w:t>
       </w:r>
-      <w:hyperlink w:history="1" r:id="rIdf7gdz23bnispxbmjizana">
+      <w:hyperlink w:history="1" r:id="rIdu49zb0imnlemn6mnpsktb">
         <w:r>
           <w:rPr>
             <w:rStyle w:val="Hyperlink"/>
@@ -828,7 +828,7 @@
       <w:r>
         <w:t xml:space="preserve"> — modifié — </w:t>
       </w:r>
-      <w:hyperlink w:history="1" r:id="rIdr4-fyencv7bicbfxtxxab">
+      <w:hyperlink w:history="1" r:id="rIdr1fhilg3w8blif5ouswri">
         <w:r>
           <w:rPr>
             <w:rStyle w:val="Hyperlink"/>
@@ -857,7 +857,7 @@
       <w:r>
         <w:t xml:space="preserve"> — modifié — </w:t>
       </w:r>
-      <w:hyperlink w:history="1" r:id="rIdiraa1qumutk4u14hegbfd">
+      <w:hyperlink w:history="1" r:id="rIdieltqwnkajroetnq6vwam">
         <w:r>
           <w:rPr>
             <w:rStyle w:val="Hyperlink"/>
@@ -886,7 +886,7 @@
       <w:r>
         <w:t xml:space="preserve"> — modifié — </w:t>
       </w:r>
-      <w:hyperlink w:history="1" r:id="rIdn4uenk_zu2zd5wqaemegq">
+      <w:hyperlink w:history="1" r:id="rIdz2hkoaiwnh_gkyyotlimc">
         <w:r>
           <w:rPr>
             <w:rStyle w:val="Hyperlink"/>
@@ -915,7 +915,7 @@
       <w:r>
         <w:t xml:space="preserve"> — modifié — </w:t>
       </w:r>
-      <w:hyperlink w:history="1" r:id="rId-lm0xxlfhaav6b-wcq63b">
+      <w:hyperlink w:history="1" r:id="rIdekq312645x5vc8a3j4f0l">
         <w:r>
           <w:rPr>
             <w:rStyle w:val="Hyperlink"/>
@@ -944,7 +944,7 @@
       <w:r>
         <w:t xml:space="preserve"> — modifié — </w:t>
       </w:r>
-      <w:hyperlink w:history="1" r:id="rIdild7dfgri0wf91trxm7ul">
+      <w:hyperlink w:history="1" r:id="rIdtbxjphtoo7urwnapdhcjm">
         <w:r>
           <w:rPr>
             <w:rStyle w:val="Hyperlink"/>
@@ -973,7 +973,7 @@
       <w:r>
         <w:t xml:space="preserve"> — modifié — </w:t>
       </w:r>
-      <w:hyperlink w:history="1" r:id="rIdptyy2gne0sprejfbxmtzm">
+      <w:hyperlink w:history="1" r:id="rIdugcssqwhpnnavjrtmm-g4">
         <w:r>
           <w:rPr>
             <w:rStyle w:val="Hyperlink"/>
@@ -1010,7 +1010,7 @@
       <w:r>
         <w:t xml:space="preserve"> — modifié — </w:t>
       </w:r>
-      <w:hyperlink w:history="1" r:id="rIdevsqm0vh37tsi1nlvqose">
+      <w:hyperlink w:history="1" r:id="rIdjb_bkw4bhhbwwegojrrew">
         <w:r>
           <w:rPr>
             <w:rStyle w:val="Hyperlink"/>
@@ -1039,7 +1039,7 @@
       <w:r>
         <w:t xml:space="preserve"> — modifié — </w:t>
       </w:r>
-      <w:hyperlink w:history="1" r:id="rIdfuc4rkmfwwqgx0hu7by04">
+      <w:hyperlink w:history="1" r:id="rIdet8adgonts_pqjctev1_v">
         <w:r>
           <w:rPr>
             <w:rStyle w:val="Hyperlink"/>
@@ -1068,7 +1068,7 @@
       <w:r>
         <w:t xml:space="preserve"> — modifié — </w:t>
       </w:r>
-      <w:hyperlink w:history="1" r:id="rIds9ypdmlpe4cxai-vrlzkp">
+      <w:hyperlink w:history="1" r:id="rId8fnsbx9bqyqbut71xfflj">
         <w:r>
           <w:rPr>
             <w:rStyle w:val="Hyperlink"/>
@@ -1097,7 +1097,7 @@
       <w:r>
         <w:t xml:space="preserve"> — créé — </w:t>
       </w:r>
-      <w:hyperlink w:history="1" r:id="rIdk7fdbuspsc74lka_sirog">
+      <w:hyperlink w:history="1" r:id="rId5v-5s28jystcfkzez0zx6">
         <w:r>
           <w:rPr>
             <w:rStyle w:val="Hyperlink"/>
@@ -1134,7 +1134,7 @@
       <w:r>
         <w:t xml:space="preserve"> — modifié — </w:t>
       </w:r>
-      <w:hyperlink w:history="1" r:id="rIdee7hi3yi7ogqai4uiycqc">
+      <w:hyperlink w:history="1" r:id="rId-go1roggwtutlzljivqg3">
         <w:r>
           <w:rPr>
             <w:rStyle w:val="Hyperlink"/>

--- a/docs/developpement/phases/word/PHASE_52_VENTES_DEPOSEES_DANS_TOUT_FLAIX_EXPERT_FICHIERS_EXCEL.docx
+++ b/docs/developpement/phases/word/PHASE_52_VENTES_DEPOSEES_DANS_TOUT_FLAIX_EXPERT_FICHIERS_EXCEL.docx
@@ -18,9 +18,9 @@
         <w:shd w:fill="F6F3FF" w:color="auto" w:val="clear"/>
       </w:pPr>
       <w:r>
-        <w:t xml:space="preserve">FlaiX Expert · dossier de développement · généré le 2026-10-21 depuis le dépôt </w:t>
-      </w:r>
-      <w:hyperlink w:history="1" r:id="rIdlsg3-37b966dhkcb9rsl7">
+        <w:t xml:space="preserve">FlaiX Expert · dossier de développement · généré le 2026-10-23 depuis le dépôt </w:t>
+      </w:r>
+      <w:hyperlink w:history="1" r:id="rIdaijdrk9z4_7bodptnk7i1">
         <w:r>
           <w:rPr>
             <w:rStyle w:val="Hyperlink"/>
@@ -553,7 +553,7 @@
           <w:numId w:val="2"/>
         </w:numPr>
       </w:pPr>
-      <w:hyperlink w:history="1" r:id="rIdayfo4xxkhee26gckd9vjw">
+      <w:hyperlink w:history="1" r:id="rIdepvevjabcyjm2dd5jnrvg">
         <w:r>
           <w:rPr>
             <w:rStyle w:val="Hyperlink"/>
@@ -601,7 +601,7 @@
       <w:r>
         <w:t xml:space="preserve"> — créé — </w:t>
       </w:r>
-      <w:hyperlink w:history="1" r:id="rIdcgf69musmueax05w5lgfx">
+      <w:hyperlink w:history="1" r:id="rIdrc9mqp2kdolyclb57sx1x">
         <w:r>
           <w:rPr>
             <w:rStyle w:val="Hyperlink"/>
@@ -638,7 +638,7 @@
       <w:r>
         <w:t xml:space="preserve"> — modifié — </w:t>
       </w:r>
-      <w:hyperlink w:history="1" r:id="rIdwy9oi_dhzbsxstddek-ei">
+      <w:hyperlink w:history="1" r:id="rId88i8prnct0zfvzrlxrjes">
         <w:r>
           <w:rPr>
             <w:rStyle w:val="Hyperlink"/>
@@ -667,7 +667,7 @@
       <w:r>
         <w:t xml:space="preserve"> — créé — </w:t>
       </w:r>
-      <w:hyperlink w:history="1" r:id="rIdxc_hqtvhn0zjxndff3m5o">
+      <w:hyperlink w:history="1" r:id="rId39dp17f69-2xhvm2fogw3">
         <w:r>
           <w:rPr>
             <w:rStyle w:val="Hyperlink"/>
@@ -696,7 +696,7 @@
       <w:r>
         <w:t xml:space="preserve"> — modifié — </w:t>
       </w:r>
-      <w:hyperlink w:history="1" r:id="rIdg1jjbvbvw6zh1s7olxkqe">
+      <w:hyperlink w:history="1" r:id="rIdhinebbsbyeovb1ks5zekf">
         <w:r>
           <w:rPr>
             <w:rStyle w:val="Hyperlink"/>
@@ -733,7 +733,7 @@
       <w:r>
         <w:t xml:space="preserve"> — modifié — </w:t>
       </w:r>
-      <w:hyperlink w:history="1" r:id="rIdbjco6mnumamik61z1lv8l">
+      <w:hyperlink w:history="1" r:id="rIdn0ujbsxuyvblskb0nvyxx">
         <w:r>
           <w:rPr>
             <w:rStyle w:val="Hyperlink"/>
@@ -770,7 +770,7 @@
       <w:r>
         <w:t xml:space="preserve"> — modifié — </w:t>
       </w:r>
-      <w:hyperlink w:history="1" r:id="rIdvbkos0qlee_070rteqicn">
+      <w:hyperlink w:history="1" r:id="rIdhz1i3rgibljkuoc8ex3fl">
         <w:r>
           <w:rPr>
             <w:rStyle w:val="Hyperlink"/>
@@ -799,7 +799,7 @@
       <w:r>
         <w:t xml:space="preserve"> — modifié — </w:t>
       </w:r>
-      <w:hyperlink w:history="1" r:id="rIdu49zb0imnlemn6mnpsktb">
+      <w:hyperlink w:history="1" r:id="rIdkozdrqlxrsa1fnwuzkjmt">
         <w:r>
           <w:rPr>
             <w:rStyle w:val="Hyperlink"/>
@@ -828,7 +828,7 @@
       <w:r>
         <w:t xml:space="preserve"> — modifié — </w:t>
       </w:r>
-      <w:hyperlink w:history="1" r:id="rIdr1fhilg3w8blif5ouswri">
+      <w:hyperlink w:history="1" r:id="rIdbbffgsvvjhas6toy9liwi">
         <w:r>
           <w:rPr>
             <w:rStyle w:val="Hyperlink"/>
@@ -857,7 +857,7 @@
       <w:r>
         <w:t xml:space="preserve"> — modifié — </w:t>
       </w:r>
-      <w:hyperlink w:history="1" r:id="rIdieltqwnkajroetnq6vwam">
+      <w:hyperlink w:history="1" r:id="rIdiv61vyfy6utiryundbfhn">
         <w:r>
           <w:rPr>
             <w:rStyle w:val="Hyperlink"/>
@@ -886,7 +886,7 @@
       <w:r>
         <w:t xml:space="preserve"> — modifié — </w:t>
       </w:r>
-      <w:hyperlink w:history="1" r:id="rIdz2hkoaiwnh_gkyyotlimc">
+      <w:hyperlink w:history="1" r:id="rIdxe-fudshq8yf4vfxfikq_">
         <w:r>
           <w:rPr>
             <w:rStyle w:val="Hyperlink"/>
@@ -915,7 +915,7 @@
       <w:r>
         <w:t xml:space="preserve"> — modifié — </w:t>
       </w:r>
-      <w:hyperlink w:history="1" r:id="rIdekq312645x5vc8a3j4f0l">
+      <w:hyperlink w:history="1" r:id="rIdtebwjrz1i58kjedpffe6y">
         <w:r>
           <w:rPr>
             <w:rStyle w:val="Hyperlink"/>
@@ -944,7 +944,7 @@
       <w:r>
         <w:t xml:space="preserve"> — modifié — </w:t>
       </w:r>
-      <w:hyperlink w:history="1" r:id="rIdtbxjphtoo7urwnapdhcjm">
+      <w:hyperlink w:history="1" r:id="rIdugnhwhfqd8duvg5apemvq">
         <w:r>
           <w:rPr>
             <w:rStyle w:val="Hyperlink"/>
@@ -973,7 +973,7 @@
       <w:r>
         <w:t xml:space="preserve"> — modifié — </w:t>
       </w:r>
-      <w:hyperlink w:history="1" r:id="rIdugcssqwhpnnavjrtmm-g4">
+      <w:hyperlink w:history="1" r:id="rId8gmh3c0ggnvawqlw8j9rz">
         <w:r>
           <w:rPr>
             <w:rStyle w:val="Hyperlink"/>
@@ -1010,7 +1010,7 @@
       <w:r>
         <w:t xml:space="preserve"> — modifié — </w:t>
       </w:r>
-      <w:hyperlink w:history="1" r:id="rIdjb_bkw4bhhbwwegojrrew">
+      <w:hyperlink w:history="1" r:id="rIdakshx9js9gfryumsopk-r">
         <w:r>
           <w:rPr>
             <w:rStyle w:val="Hyperlink"/>
@@ -1039,7 +1039,7 @@
       <w:r>
         <w:t xml:space="preserve"> — modifié — </w:t>
       </w:r>
-      <w:hyperlink w:history="1" r:id="rIdet8adgonts_pqjctev1_v">
+      <w:hyperlink w:history="1" r:id="rIddimd85i45gaaekiwx97qz">
         <w:r>
           <w:rPr>
             <w:rStyle w:val="Hyperlink"/>
@@ -1068,7 +1068,7 @@
       <w:r>
         <w:t xml:space="preserve"> — modifié — </w:t>
       </w:r>
-      <w:hyperlink w:history="1" r:id="rId8fnsbx9bqyqbut71xfflj">
+      <w:hyperlink w:history="1" r:id="rIdndvs2m-seitnf_t00vgag">
         <w:r>
           <w:rPr>
             <w:rStyle w:val="Hyperlink"/>
@@ -1097,7 +1097,7 @@
       <w:r>
         <w:t xml:space="preserve"> — créé — </w:t>
       </w:r>
-      <w:hyperlink w:history="1" r:id="rId5v-5s28jystcfkzez0zx6">
+      <w:hyperlink w:history="1" r:id="rIdgi0nwm1piapbr7bxxjwv5">
         <w:r>
           <w:rPr>
             <w:rStyle w:val="Hyperlink"/>
@@ -1134,7 +1134,7 @@
       <w:r>
         <w:t xml:space="preserve"> — modifié — </w:t>
       </w:r>
-      <w:hyperlink w:history="1" r:id="rId-go1roggwtutlzljivqg3">
+      <w:hyperlink w:history="1" r:id="rId-mnyjfyabe9_jpv6jubad">
         <w:r>
           <w:rPr>
             <w:rStyle w:val="Hyperlink"/>

--- a/docs/developpement/phases/word/PHASE_52_VENTES_DEPOSEES_DANS_TOUT_FLAIX_EXPERT_FICHIERS_EXCEL.docx
+++ b/docs/developpement/phases/word/PHASE_52_VENTES_DEPOSEES_DANS_TOUT_FLAIX_EXPERT_FICHIERS_EXCEL.docx
@@ -18,9 +18,9 @@
         <w:shd w:fill="F6F3FF" w:color="auto" w:val="clear"/>
       </w:pPr>
       <w:r>
-        <w:t xml:space="preserve">FlaiX Expert · dossier de développement · généré le 2026-10-23 depuis le dépôt </w:t>
-      </w:r>
-      <w:hyperlink w:history="1" r:id="rIdaijdrk9z4_7bodptnk7i1">
+        <w:t xml:space="preserve">FlaiX Expert · dossier de développement · généré le 2026-10-24 depuis le dépôt </w:t>
+      </w:r>
+      <w:hyperlink w:history="1" r:id="rIdjbbtkwp__yva9rpp81sf_">
         <w:r>
           <w:rPr>
             <w:rStyle w:val="Hyperlink"/>
@@ -553,7 +553,7 @@
           <w:numId w:val="2"/>
         </w:numPr>
       </w:pPr>
-      <w:hyperlink w:history="1" r:id="rIdepvevjabcyjm2dd5jnrvg">
+      <w:hyperlink w:history="1" r:id="rIdu4o3ka6x0jweze7ykjjyr">
         <w:r>
           <w:rPr>
             <w:rStyle w:val="Hyperlink"/>
@@ -601,7 +601,7 @@
       <w:r>
         <w:t xml:space="preserve"> — créé — </w:t>
       </w:r>
-      <w:hyperlink w:history="1" r:id="rIdrc9mqp2kdolyclb57sx1x">
+      <w:hyperlink w:history="1" r:id="rIdsu6kvq0zj-crhshq2gtno">
         <w:r>
           <w:rPr>
             <w:rStyle w:val="Hyperlink"/>
@@ -638,7 +638,7 @@
       <w:r>
         <w:t xml:space="preserve"> — modifié — </w:t>
       </w:r>
-      <w:hyperlink w:history="1" r:id="rId88i8prnct0zfvzrlxrjes">
+      <w:hyperlink w:history="1" r:id="rId3of6tqo2zthtwxlta7xsy">
         <w:r>
           <w:rPr>
             <w:rStyle w:val="Hyperlink"/>
@@ -667,7 +667,7 @@
       <w:r>
         <w:t xml:space="preserve"> — créé — </w:t>
       </w:r>
-      <w:hyperlink w:history="1" r:id="rId39dp17f69-2xhvm2fogw3">
+      <w:hyperlink w:history="1" r:id="rIdqjore_m4t5nqk21p8tl52">
         <w:r>
           <w:rPr>
             <w:rStyle w:val="Hyperlink"/>
@@ -696,7 +696,7 @@
       <w:r>
         <w:t xml:space="preserve"> — modifié — </w:t>
       </w:r>
-      <w:hyperlink w:history="1" r:id="rIdhinebbsbyeovb1ks5zekf">
+      <w:hyperlink w:history="1" r:id="rId3olfnq2s5462zmcyoouvr">
         <w:r>
           <w:rPr>
             <w:rStyle w:val="Hyperlink"/>
@@ -733,7 +733,7 @@
       <w:r>
         <w:t xml:space="preserve"> — modifié — </w:t>
       </w:r>
-      <w:hyperlink w:history="1" r:id="rIdn0ujbsxuyvblskb0nvyxx">
+      <w:hyperlink w:history="1" r:id="rIdhlff6om-pngk3scr2jip-">
         <w:r>
           <w:rPr>
             <w:rStyle w:val="Hyperlink"/>
@@ -770,7 +770,7 @@
       <w:r>
         <w:t xml:space="preserve"> — modifié — </w:t>
       </w:r>
-      <w:hyperlink w:history="1" r:id="rIdhz1i3rgibljkuoc8ex3fl">
+      <w:hyperlink w:history="1" r:id="rId65kkm8b4krdlkseenq-8f">
         <w:r>
           <w:rPr>
             <w:rStyle w:val="Hyperlink"/>
@@ -799,7 +799,7 @@
       <w:r>
         <w:t xml:space="preserve"> — modifié — </w:t>
       </w:r>
-      <w:hyperlink w:history="1" r:id="rIdkozdrqlxrsa1fnwuzkjmt">
+      <w:hyperlink w:history="1" r:id="rIdwesydjunl-up4_db59irv">
         <w:r>
           <w:rPr>
             <w:rStyle w:val="Hyperlink"/>
@@ -828,7 +828,7 @@
       <w:r>
         <w:t xml:space="preserve"> — modifié — </w:t>
       </w:r>
-      <w:hyperlink w:history="1" r:id="rIdbbffgsvvjhas6toy9liwi">
+      <w:hyperlink w:history="1" r:id="rId3qe3wuz9pjelfx-4awmwu">
         <w:r>
           <w:rPr>
             <w:rStyle w:val="Hyperlink"/>
@@ -857,7 +857,7 @@
       <w:r>
         <w:t xml:space="preserve"> — modifié — </w:t>
       </w:r>
-      <w:hyperlink w:history="1" r:id="rIdiv61vyfy6utiryundbfhn">
+      <w:hyperlink w:history="1" r:id="rId3vcdvmnhdxfynd8le6e81">
         <w:r>
           <w:rPr>
             <w:rStyle w:val="Hyperlink"/>
@@ -886,7 +886,7 @@
       <w:r>
         <w:t xml:space="preserve"> — modifié — </w:t>
       </w:r>
-      <w:hyperlink w:history="1" r:id="rIdxe-fudshq8yf4vfxfikq_">
+      <w:hyperlink w:history="1" r:id="rIddtmcxbrlviog9s2xfbazb">
         <w:r>
           <w:rPr>
             <w:rStyle w:val="Hyperlink"/>
@@ -915,7 +915,7 @@
       <w:r>
         <w:t xml:space="preserve"> — modifié — </w:t>
       </w:r>
-      <w:hyperlink w:history="1" r:id="rIdtebwjrz1i58kjedpffe6y">
+      <w:hyperlink w:history="1" r:id="rIdlnsa9flxtcaeakeumyc90">
         <w:r>
           <w:rPr>
             <w:rStyle w:val="Hyperlink"/>
@@ -944,7 +944,7 @@
       <w:r>
         <w:t xml:space="preserve"> — modifié — </w:t>
       </w:r>
-      <w:hyperlink w:history="1" r:id="rIdugnhwhfqd8duvg5apemvq">
+      <w:hyperlink w:history="1" r:id="rId3jpcbt9r_sji6-0vmqlpv">
         <w:r>
           <w:rPr>
             <w:rStyle w:val="Hyperlink"/>
@@ -973,7 +973,7 @@
       <w:r>
         <w:t xml:space="preserve"> — modifié — </w:t>
       </w:r>
-      <w:hyperlink w:history="1" r:id="rId8gmh3c0ggnvawqlw8j9rz">
+      <w:hyperlink w:history="1" r:id="rIdetwqbyaagygov6otyurtl">
         <w:r>
           <w:rPr>
             <w:rStyle w:val="Hyperlink"/>
@@ -1010,7 +1010,7 @@
       <w:r>
         <w:t xml:space="preserve"> — modifié — </w:t>
       </w:r>
-      <w:hyperlink w:history="1" r:id="rIdakshx9js9gfryumsopk-r">
+      <w:hyperlink w:history="1" r:id="rIdjzb0v0nieks6pajf6xhc_">
         <w:r>
           <w:rPr>
             <w:rStyle w:val="Hyperlink"/>
@@ -1039,7 +1039,7 @@
       <w:r>
         <w:t xml:space="preserve"> — modifié — </w:t>
       </w:r>
-      <w:hyperlink w:history="1" r:id="rIddimd85i45gaaekiwx97qz">
+      <w:hyperlink w:history="1" r:id="rId1gv4qhex741cdng_2jxk6">
         <w:r>
           <w:rPr>
             <w:rStyle w:val="Hyperlink"/>
@@ -1068,7 +1068,7 @@
       <w:r>
         <w:t xml:space="preserve"> — modifié — </w:t>
       </w:r>
-      <w:hyperlink w:history="1" r:id="rIdndvs2m-seitnf_t00vgag">
+      <w:hyperlink w:history="1" r:id="rIdhh-xdiy35svmqu76uqci5">
         <w:r>
           <w:rPr>
             <w:rStyle w:val="Hyperlink"/>
@@ -1097,7 +1097,7 @@
       <w:r>
         <w:t xml:space="preserve"> — créé — </w:t>
       </w:r>
-      <w:hyperlink w:history="1" r:id="rIdgi0nwm1piapbr7bxxjwv5">
+      <w:hyperlink w:history="1" r:id="rIddiw8-4ozoavaadt_ho-ob">
         <w:r>
           <w:rPr>
             <w:rStyle w:val="Hyperlink"/>
@@ -1134,7 +1134,7 @@
       <w:r>
         <w:t xml:space="preserve"> — modifié — </w:t>
       </w:r>
-      <w:hyperlink w:history="1" r:id="rId-mnyjfyabe9_jpv6jubad">
+      <w:hyperlink w:history="1" r:id="rIdh4-znuosdwxguptueato5">
         <w:r>
           <w:rPr>
             <w:rStyle w:val="Hyperlink"/>

--- a/docs/developpement/phases/word/PHASE_52_VENTES_DEPOSEES_DANS_TOUT_FLAIX_EXPERT_FICHIERS_EXCEL.docx
+++ b/docs/developpement/phases/word/PHASE_52_VENTES_DEPOSEES_DANS_TOUT_FLAIX_EXPERT_FICHIERS_EXCEL.docx
@@ -18,9 +18,9 @@
         <w:shd w:fill="F6F3FF" w:color="auto" w:val="clear"/>
       </w:pPr>
       <w:r>
-        <w:t xml:space="preserve">FlaiX Expert · dossier de développement · généré le 2026-10-24 depuis le dépôt </w:t>
-      </w:r>
-      <w:hyperlink w:history="1" r:id="rIdjbbtkwp__yva9rpp81sf_">
+        <w:t xml:space="preserve">FlaiX Expert · dossier de développement · généré le 2026-10-25 depuis le dépôt </w:t>
+      </w:r>
+      <w:hyperlink w:history="1" r:id="rId-lz8qbldff_d5bzfjt8f0">
         <w:r>
           <w:rPr>
             <w:rStyle w:val="Hyperlink"/>
@@ -553,7 +553,7 @@
           <w:numId w:val="2"/>
         </w:numPr>
       </w:pPr>
-      <w:hyperlink w:history="1" r:id="rIdu4o3ka6x0jweze7ykjjyr">
+      <w:hyperlink w:history="1" r:id="rIdaoxiaawlike9lxyhs5cr7">
         <w:r>
           <w:rPr>
             <w:rStyle w:val="Hyperlink"/>
@@ -601,7 +601,7 @@
       <w:r>
         <w:t xml:space="preserve"> — créé — </w:t>
       </w:r>
-      <w:hyperlink w:history="1" r:id="rIdsu6kvq0zj-crhshq2gtno">
+      <w:hyperlink w:history="1" r:id="rIdjmua7zujciryndcahpq4k">
         <w:r>
           <w:rPr>
             <w:rStyle w:val="Hyperlink"/>
@@ -638,7 +638,7 @@
       <w:r>
         <w:t xml:space="preserve"> — modifié — </w:t>
       </w:r>
-      <w:hyperlink w:history="1" r:id="rId3of6tqo2zthtwxlta7xsy">
+      <w:hyperlink w:history="1" r:id="rIdv9duaxjxwpovfgqd-h2pu">
         <w:r>
           <w:rPr>
             <w:rStyle w:val="Hyperlink"/>
@@ -667,7 +667,7 @@
       <w:r>
         <w:t xml:space="preserve"> — créé — </w:t>
       </w:r>
-      <w:hyperlink w:history="1" r:id="rIdqjore_m4t5nqk21p8tl52">
+      <w:hyperlink w:history="1" r:id="rIdb1ei6l4rlsyowyeeh3pmb">
         <w:r>
           <w:rPr>
             <w:rStyle w:val="Hyperlink"/>
@@ -696,7 +696,7 @@
       <w:r>
         <w:t xml:space="preserve"> — modifié — </w:t>
       </w:r>
-      <w:hyperlink w:history="1" r:id="rId3olfnq2s5462zmcyoouvr">
+      <w:hyperlink w:history="1" r:id="rIdk-qxswy4a7brex_ybkhdd">
         <w:r>
           <w:rPr>
             <w:rStyle w:val="Hyperlink"/>
@@ -733,7 +733,7 @@
       <w:r>
         <w:t xml:space="preserve"> — modifié — </w:t>
       </w:r>
-      <w:hyperlink w:history="1" r:id="rIdhlff6om-pngk3scr2jip-">
+      <w:hyperlink w:history="1" r:id="rIdztsmjvbadavqy0xk4bjt9">
         <w:r>
           <w:rPr>
             <w:rStyle w:val="Hyperlink"/>
@@ -770,7 +770,7 @@
       <w:r>
         <w:t xml:space="preserve"> — modifié — </w:t>
       </w:r>
-      <w:hyperlink w:history="1" r:id="rId65kkm8b4krdlkseenq-8f">
+      <w:hyperlink w:history="1" r:id="rIdqjhroyr8fbygbjvutf0vg">
         <w:r>
           <w:rPr>
             <w:rStyle w:val="Hyperlink"/>
@@ -799,7 +799,7 @@
       <w:r>
         <w:t xml:space="preserve"> — modifié — </w:t>
       </w:r>
-      <w:hyperlink w:history="1" r:id="rIdwesydjunl-up4_db59irv">
+      <w:hyperlink w:history="1" r:id="rIdcj_a1asz3t5id42zvmyu4">
         <w:r>
           <w:rPr>
             <w:rStyle w:val="Hyperlink"/>
@@ -828,7 +828,7 @@
       <w:r>
         <w:t xml:space="preserve"> — modifié — </w:t>
       </w:r>
-      <w:hyperlink w:history="1" r:id="rId3qe3wuz9pjelfx-4awmwu">
+      <w:hyperlink w:history="1" r:id="rIdu2apim7l_yimyqjidua1t">
         <w:r>
           <w:rPr>
             <w:rStyle w:val="Hyperlink"/>
@@ -857,7 +857,7 @@
       <w:r>
         <w:t xml:space="preserve"> — modifié — </w:t>
       </w:r>
-      <w:hyperlink w:history="1" r:id="rId3vcdvmnhdxfynd8le6e81">
+      <w:hyperlink w:history="1" r:id="rIdflg7zw8lhh_ia6g-ryy9y">
         <w:r>
           <w:rPr>
             <w:rStyle w:val="Hyperlink"/>
@@ -886,7 +886,7 @@
       <w:r>
         <w:t xml:space="preserve"> — modifié — </w:t>
       </w:r>
-      <w:hyperlink w:history="1" r:id="rIddtmcxbrlviog9s2xfbazb">
+      <w:hyperlink w:history="1" r:id="rIdkpqdjoon-vuzlw4qspulo">
         <w:r>
           <w:rPr>
             <w:rStyle w:val="Hyperlink"/>
@@ -915,7 +915,7 @@
       <w:r>
         <w:t xml:space="preserve"> — modifié — </w:t>
       </w:r>
-      <w:hyperlink w:history="1" r:id="rIdlnsa9flxtcaeakeumyc90">
+      <w:hyperlink w:history="1" r:id="rIdep9qhch-dcavgpbj6ra3g">
         <w:r>
           <w:rPr>
             <w:rStyle w:val="Hyperlink"/>
@@ -944,7 +944,7 @@
       <w:r>
         <w:t xml:space="preserve"> — modifié — </w:t>
       </w:r>
-      <w:hyperlink w:history="1" r:id="rId3jpcbt9r_sji6-0vmqlpv">
+      <w:hyperlink w:history="1" r:id="rIde3e-n_abrytrqmigxnjqa">
         <w:r>
           <w:rPr>
             <w:rStyle w:val="Hyperlink"/>
@@ -973,7 +973,7 @@
       <w:r>
         <w:t xml:space="preserve"> — modifié — </w:t>
       </w:r>
-      <w:hyperlink w:history="1" r:id="rIdetwqbyaagygov6otyurtl">
+      <w:hyperlink w:history="1" r:id="rIdjlcjrgio-inhnwdntquq_">
         <w:r>
           <w:rPr>
             <w:rStyle w:val="Hyperlink"/>
@@ -1010,7 +1010,7 @@
       <w:r>
         <w:t xml:space="preserve"> — modifié — </w:t>
       </w:r>
-      <w:hyperlink w:history="1" r:id="rIdjzb0v0nieks6pajf6xhc_">
+      <w:hyperlink w:history="1" r:id="rIdmujk318cuuyz-dsx96cti">
         <w:r>
           <w:rPr>
             <w:rStyle w:val="Hyperlink"/>
@@ -1039,7 +1039,7 @@
       <w:r>
         <w:t xml:space="preserve"> — modifié — </w:t>
       </w:r>
-      <w:hyperlink w:history="1" r:id="rId1gv4qhex741cdng_2jxk6">
+      <w:hyperlink w:history="1" r:id="rIdthmmjnxjtbs9ompycwaxk">
         <w:r>
           <w:rPr>
             <w:rStyle w:val="Hyperlink"/>
@@ -1068,7 +1068,7 @@
       <w:r>
         <w:t xml:space="preserve"> — modifié — </w:t>
       </w:r>
-      <w:hyperlink w:history="1" r:id="rIdhh-xdiy35svmqu76uqci5">
+      <w:hyperlink w:history="1" r:id="rIdnreobwxyucldgwljhc7ll">
         <w:r>
           <w:rPr>
             <w:rStyle w:val="Hyperlink"/>
@@ -1097,7 +1097,7 @@
       <w:r>
         <w:t xml:space="preserve"> — créé — </w:t>
       </w:r>
-      <w:hyperlink w:history="1" r:id="rIddiw8-4ozoavaadt_ho-ob">
+      <w:hyperlink w:history="1" r:id="rIdts5duns6ny7vzddjiovih">
         <w:r>
           <w:rPr>
             <w:rStyle w:val="Hyperlink"/>
@@ -1134,7 +1134,7 @@
       <w:r>
         <w:t xml:space="preserve"> — modifié — </w:t>
       </w:r>
-      <w:hyperlink w:history="1" r:id="rIdh4-znuosdwxguptueato5">
+      <w:hyperlink w:history="1" r:id="rId-p9jlk3gblzkharj7zzew">
         <w:r>
           <w:rPr>
             <w:rStyle w:val="Hyperlink"/>

--- a/docs/developpement/phases/word/PHASE_52_VENTES_DEPOSEES_DANS_TOUT_FLAIX_EXPERT_FICHIERS_EXCEL.docx
+++ b/docs/developpement/phases/word/PHASE_52_VENTES_DEPOSEES_DANS_TOUT_FLAIX_EXPERT_FICHIERS_EXCEL.docx
@@ -20,7 +20,7 @@
       <w:r>
         <w:t xml:space="preserve">FlaiX Expert · dossier de développement · généré le 2026-10-25 depuis le dépôt </w:t>
       </w:r>
-      <w:hyperlink w:history="1" r:id="rId-lz8qbldff_d5bzfjt8f0">
+      <w:hyperlink w:history="1" r:id="rId7fwks-rrmafhs-6wr8awe">
         <w:r>
           <w:rPr>
             <w:rStyle w:val="Hyperlink"/>
@@ -553,7 +553,7 @@
           <w:numId w:val="2"/>
         </w:numPr>
       </w:pPr>
-      <w:hyperlink w:history="1" r:id="rIdaoxiaawlike9lxyhs5cr7">
+      <w:hyperlink w:history="1" r:id="rIdhlnzp8gxqzcoebxibb3eq">
         <w:r>
           <w:rPr>
             <w:rStyle w:val="Hyperlink"/>
@@ -601,7 +601,7 @@
       <w:r>
         <w:t xml:space="preserve"> — créé — </w:t>
       </w:r>
-      <w:hyperlink w:history="1" r:id="rIdjmua7zujciryndcahpq4k">
+      <w:hyperlink w:history="1" r:id="rIdpkvwui2f6m5gn7zddscvr">
         <w:r>
           <w:rPr>
             <w:rStyle w:val="Hyperlink"/>
@@ -638,7 +638,7 @@
       <w:r>
         <w:t xml:space="preserve"> — modifié — </w:t>
       </w:r>
-      <w:hyperlink w:history="1" r:id="rIdv9duaxjxwpovfgqd-h2pu">
+      <w:hyperlink w:history="1" r:id="rIdc4dtrc7btihy-jzjrgujo">
         <w:r>
           <w:rPr>
             <w:rStyle w:val="Hyperlink"/>
@@ -667,7 +667,7 @@
       <w:r>
         <w:t xml:space="preserve"> — créé — </w:t>
       </w:r>
-      <w:hyperlink w:history="1" r:id="rIdb1ei6l4rlsyowyeeh3pmb">
+      <w:hyperlink w:history="1" r:id="rIdwsrdb0-h2_jxfdjnti-9c">
         <w:r>
           <w:rPr>
             <w:rStyle w:val="Hyperlink"/>
@@ -696,7 +696,7 @@
       <w:r>
         <w:t xml:space="preserve"> — modifié — </w:t>
       </w:r>
-      <w:hyperlink w:history="1" r:id="rIdk-qxswy4a7brex_ybkhdd">
+      <w:hyperlink w:history="1" r:id="rIda3cq5nmeptdsguvi9iz5i">
         <w:r>
           <w:rPr>
             <w:rStyle w:val="Hyperlink"/>
@@ -733,7 +733,7 @@
       <w:r>
         <w:t xml:space="preserve"> — modifié — </w:t>
       </w:r>
-      <w:hyperlink w:history="1" r:id="rIdztsmjvbadavqy0xk4bjt9">
+      <w:hyperlink w:history="1" r:id="rIdzcpdefruzo9fuosbz1uzg">
         <w:r>
           <w:rPr>
             <w:rStyle w:val="Hyperlink"/>
@@ -770,7 +770,7 @@
       <w:r>
         <w:t xml:space="preserve"> — modifié — </w:t>
       </w:r>
-      <w:hyperlink w:history="1" r:id="rIdqjhroyr8fbygbjvutf0vg">
+      <w:hyperlink w:history="1" r:id="rId98uriw_njbsfy1pduvx4x">
         <w:r>
           <w:rPr>
             <w:rStyle w:val="Hyperlink"/>
@@ -799,7 +799,7 @@
       <w:r>
         <w:t xml:space="preserve"> — modifié — </w:t>
       </w:r>
-      <w:hyperlink w:history="1" r:id="rIdcj_a1asz3t5id42zvmyu4">
+      <w:hyperlink w:history="1" r:id="rIdjlgtarqgslw84c5umjudq">
         <w:r>
           <w:rPr>
             <w:rStyle w:val="Hyperlink"/>
@@ -828,7 +828,7 @@
       <w:r>
         <w:t xml:space="preserve"> — modifié — </w:t>
       </w:r>
-      <w:hyperlink w:history="1" r:id="rIdu2apim7l_yimyqjidua1t">
+      <w:hyperlink w:history="1" r:id="rIdjz4_jesc79h_ql7cde0_d">
         <w:r>
           <w:rPr>
             <w:rStyle w:val="Hyperlink"/>
@@ -857,7 +857,7 @@
       <w:r>
         <w:t xml:space="preserve"> — modifié — </w:t>
       </w:r>
-      <w:hyperlink w:history="1" r:id="rIdflg7zw8lhh_ia6g-ryy9y">
+      <w:hyperlink w:history="1" r:id="rIdcopvrcqzovewsnnbj5uxr">
         <w:r>
           <w:rPr>
             <w:rStyle w:val="Hyperlink"/>
@@ -886,7 +886,7 @@
       <w:r>
         <w:t xml:space="preserve"> — modifié — </w:t>
       </w:r>
-      <w:hyperlink w:history="1" r:id="rIdkpqdjoon-vuzlw4qspulo">
+      <w:hyperlink w:history="1" r:id="rIdgpvzrj7uhaoqokybhz_ch">
         <w:r>
           <w:rPr>
             <w:rStyle w:val="Hyperlink"/>
@@ -915,7 +915,7 @@
       <w:r>
         <w:t xml:space="preserve"> — modifié — </w:t>
       </w:r>
-      <w:hyperlink w:history="1" r:id="rIdep9qhch-dcavgpbj6ra3g">
+      <w:hyperlink w:history="1" r:id="rIdmuqkrstkqapczztdzloxx">
         <w:r>
           <w:rPr>
             <w:rStyle w:val="Hyperlink"/>
@@ -944,7 +944,7 @@
       <w:r>
         <w:t xml:space="preserve"> — modifié — </w:t>
       </w:r>
-      <w:hyperlink w:history="1" r:id="rIde3e-n_abrytrqmigxnjqa">
+      <w:hyperlink w:history="1" r:id="rIdkece6t6mgynsc9zti5ybs">
         <w:r>
           <w:rPr>
             <w:rStyle w:val="Hyperlink"/>
@@ -973,7 +973,7 @@
       <w:r>
         <w:t xml:space="preserve"> — modifié — </w:t>
       </w:r>
-      <w:hyperlink w:history="1" r:id="rIdjlcjrgio-inhnwdntquq_">
+      <w:hyperlink w:history="1" r:id="rIdaretnfz56uvkidlkoeoml">
         <w:r>
           <w:rPr>
             <w:rStyle w:val="Hyperlink"/>
@@ -1010,7 +1010,7 @@
       <w:r>
         <w:t xml:space="preserve"> — modifié — </w:t>
       </w:r>
-      <w:hyperlink w:history="1" r:id="rIdmujk318cuuyz-dsx96cti">
+      <w:hyperlink w:history="1" r:id="rIdvfgbbgbothwfanu8rx0xn">
         <w:r>
           <w:rPr>
             <w:rStyle w:val="Hyperlink"/>
@@ -1039,7 +1039,7 @@
       <w:r>
         <w:t xml:space="preserve"> — modifié — </w:t>
       </w:r>
-      <w:hyperlink w:history="1" r:id="rIdthmmjnxjtbs9ompycwaxk">
+      <w:hyperlink w:history="1" r:id="rIdxhh4iqg7y07-msbnuycvh">
         <w:r>
           <w:rPr>
             <w:rStyle w:val="Hyperlink"/>
@@ -1068,7 +1068,7 @@
       <w:r>
         <w:t xml:space="preserve"> — modifié — </w:t>
       </w:r>
-      <w:hyperlink w:history="1" r:id="rIdnreobwxyucldgwljhc7ll">
+      <w:hyperlink w:history="1" r:id="rIdyonqj77zzbo1vf12kuutu">
         <w:r>
           <w:rPr>
             <w:rStyle w:val="Hyperlink"/>
@@ -1097,7 +1097,7 @@
       <w:r>
         <w:t xml:space="preserve"> — créé — </w:t>
       </w:r>
-      <w:hyperlink w:history="1" r:id="rIdts5duns6ny7vzddjiovih">
+      <w:hyperlink w:history="1" r:id="rIdn5vakt6mknfrtoeygwvxf">
         <w:r>
           <w:rPr>
             <w:rStyle w:val="Hyperlink"/>
@@ -1134,7 +1134,7 @@
       <w:r>
         <w:t xml:space="preserve"> — modifié — </w:t>
       </w:r>
-      <w:hyperlink w:history="1" r:id="rId-p9jlk3gblzkharj7zzew">
+      <w:hyperlink w:history="1" r:id="rIdefj8mxns9eskm93-1soin">
         <w:r>
           <w:rPr>
             <w:rStyle w:val="Hyperlink"/>

--- a/docs/developpement/phases/word/PHASE_52_VENTES_DEPOSEES_DANS_TOUT_FLAIX_EXPERT_FICHIERS_EXCEL.docx
+++ b/docs/developpement/phases/word/PHASE_52_VENTES_DEPOSEES_DANS_TOUT_FLAIX_EXPERT_FICHIERS_EXCEL.docx
@@ -20,7 +20,7 @@
       <w:r>
         <w:t xml:space="preserve">FlaiX Expert · dossier de développement · généré le 2026-10-25 depuis le dépôt </w:t>
       </w:r>
-      <w:hyperlink w:history="1" r:id="rId7fwks-rrmafhs-6wr8awe">
+      <w:hyperlink w:history="1" r:id="rIdds4e2v8idqfne5icsbgte">
         <w:r>
           <w:rPr>
             <w:rStyle w:val="Hyperlink"/>
@@ -553,7 +553,7 @@
           <w:numId w:val="2"/>
         </w:numPr>
       </w:pPr>
-      <w:hyperlink w:history="1" r:id="rIdhlnzp8gxqzcoebxibb3eq">
+      <w:hyperlink w:history="1" r:id="rIdebouodkumbummlyo1pexk">
         <w:r>
           <w:rPr>
             <w:rStyle w:val="Hyperlink"/>
@@ -601,7 +601,7 @@
       <w:r>
         <w:t xml:space="preserve"> — créé — </w:t>
       </w:r>
-      <w:hyperlink w:history="1" r:id="rIdpkvwui2f6m5gn7zddscvr">
+      <w:hyperlink w:history="1" r:id="rIdxzhw-ku2vk_xyxhvnfg3k">
         <w:r>
           <w:rPr>
             <w:rStyle w:val="Hyperlink"/>
@@ -638,7 +638,7 @@
       <w:r>
         <w:t xml:space="preserve"> — modifié — </w:t>
       </w:r>
-      <w:hyperlink w:history="1" r:id="rIdc4dtrc7btihy-jzjrgujo">
+      <w:hyperlink w:history="1" r:id="rIdft52ahvgjuou1vkf-p78o">
         <w:r>
           <w:rPr>
             <w:rStyle w:val="Hyperlink"/>
@@ -667,7 +667,7 @@
       <w:r>
         <w:t xml:space="preserve"> — créé — </w:t>
       </w:r>
-      <w:hyperlink w:history="1" r:id="rIdwsrdb0-h2_jxfdjnti-9c">
+      <w:hyperlink w:history="1" r:id="rId_mxkbkvqkd4gkbqwwsatw">
         <w:r>
           <w:rPr>
             <w:rStyle w:val="Hyperlink"/>
@@ -696,7 +696,7 @@
       <w:r>
         <w:t xml:space="preserve"> — modifié — </w:t>
       </w:r>
-      <w:hyperlink w:history="1" r:id="rIda3cq5nmeptdsguvi9iz5i">
+      <w:hyperlink w:history="1" r:id="rIdsfxep8gcehzrxy0p_jhxy">
         <w:r>
           <w:rPr>
             <w:rStyle w:val="Hyperlink"/>
@@ -733,7 +733,7 @@
       <w:r>
         <w:t xml:space="preserve"> — modifié — </w:t>
       </w:r>
-      <w:hyperlink w:history="1" r:id="rIdzcpdefruzo9fuosbz1uzg">
+      <w:hyperlink w:history="1" r:id="rIdvh7hjhzhvehyuhmekzwg_">
         <w:r>
           <w:rPr>
             <w:rStyle w:val="Hyperlink"/>
@@ -770,7 +770,7 @@
       <w:r>
         <w:t xml:space="preserve"> — modifié — </w:t>
       </w:r>
-      <w:hyperlink w:history="1" r:id="rId98uriw_njbsfy1pduvx4x">
+      <w:hyperlink w:history="1" r:id="rIdirsrzqtvihmhtotxiam3h">
         <w:r>
           <w:rPr>
             <w:rStyle w:val="Hyperlink"/>
@@ -799,7 +799,7 @@
       <w:r>
         <w:t xml:space="preserve"> — modifié — </w:t>
       </w:r>
-      <w:hyperlink w:history="1" r:id="rIdjlgtarqgslw84c5umjudq">
+      <w:hyperlink w:history="1" r:id="rIdbz_eyuyyzlkidgvarjboi">
         <w:r>
           <w:rPr>
             <w:rStyle w:val="Hyperlink"/>
@@ -828,7 +828,7 @@
       <w:r>
         <w:t xml:space="preserve"> — modifié — </w:t>
       </w:r>
-      <w:hyperlink w:history="1" r:id="rIdjz4_jesc79h_ql7cde0_d">
+      <w:hyperlink w:history="1" r:id="rIdfmgmkdf7lli5zfdvdibqc">
         <w:r>
           <w:rPr>
             <w:rStyle w:val="Hyperlink"/>
@@ -857,7 +857,7 @@
       <w:r>
         <w:t xml:space="preserve"> — modifié — </w:t>
       </w:r>
-      <w:hyperlink w:history="1" r:id="rIdcopvrcqzovewsnnbj5uxr">
+      <w:hyperlink w:history="1" r:id="rIdbz9q_afqsgzxkiqp021dv">
         <w:r>
           <w:rPr>
             <w:rStyle w:val="Hyperlink"/>
@@ -886,7 +886,7 @@
       <w:r>
         <w:t xml:space="preserve"> — modifié — </w:t>
       </w:r>
-      <w:hyperlink w:history="1" r:id="rIdgpvzrj7uhaoqokybhz_ch">
+      <w:hyperlink w:history="1" r:id="rIdkydbl_glumgpoksic_fg2">
         <w:r>
           <w:rPr>
             <w:rStyle w:val="Hyperlink"/>
@@ -915,7 +915,7 @@
       <w:r>
         <w:t xml:space="preserve"> — modifié — </w:t>
       </w:r>
-      <w:hyperlink w:history="1" r:id="rIdmuqkrstkqapczztdzloxx">
+      <w:hyperlink w:history="1" r:id="rIdzf06pigdwdmp3rjvobz6o">
         <w:r>
           <w:rPr>
             <w:rStyle w:val="Hyperlink"/>
@@ -944,7 +944,7 @@
       <w:r>
         <w:t xml:space="preserve"> — modifié — </w:t>
       </w:r>
-      <w:hyperlink w:history="1" r:id="rIdkece6t6mgynsc9zti5ybs">
+      <w:hyperlink w:history="1" r:id="rIdp8eysfckbcnkn_p2ack9p">
         <w:r>
           <w:rPr>
             <w:rStyle w:val="Hyperlink"/>
@@ -973,7 +973,7 @@
       <w:r>
         <w:t xml:space="preserve"> — modifié — </w:t>
       </w:r>
-      <w:hyperlink w:history="1" r:id="rIdaretnfz56uvkidlkoeoml">
+      <w:hyperlink w:history="1" r:id="rIdx3yntsdjh7tr9uejxhdge">
         <w:r>
           <w:rPr>
             <w:rStyle w:val="Hyperlink"/>
@@ -1010,7 +1010,7 @@
       <w:r>
         <w:t xml:space="preserve"> — modifié — </w:t>
       </w:r>
-      <w:hyperlink w:history="1" r:id="rIdvfgbbgbothwfanu8rx0xn">
+      <w:hyperlink w:history="1" r:id="rIdgdyxnsgl9ant9cwvsqzdp">
         <w:r>
           <w:rPr>
             <w:rStyle w:val="Hyperlink"/>
@@ -1039,7 +1039,7 @@
       <w:r>
         <w:t xml:space="preserve"> — modifié — </w:t>
       </w:r>
-      <w:hyperlink w:history="1" r:id="rIdxhh4iqg7y07-msbnuycvh">
+      <w:hyperlink w:history="1" r:id="rIdi1gbd9a8n9kgw0frqefwj">
         <w:r>
           <w:rPr>
             <w:rStyle w:val="Hyperlink"/>
@@ -1068,7 +1068,7 @@
       <w:r>
         <w:t xml:space="preserve"> — modifié — </w:t>
       </w:r>
-      <w:hyperlink w:history="1" r:id="rIdyonqj77zzbo1vf12kuutu">
+      <w:hyperlink w:history="1" r:id="rIdo_txqny1qsqnlqtg_0auu">
         <w:r>
           <w:rPr>
             <w:rStyle w:val="Hyperlink"/>
@@ -1097,7 +1097,7 @@
       <w:r>
         <w:t xml:space="preserve"> — créé — </w:t>
       </w:r>
-      <w:hyperlink w:history="1" r:id="rIdn5vakt6mknfrtoeygwvxf">
+      <w:hyperlink w:history="1" r:id="rIdvz0e0oudrwyvfo40gtapu">
         <w:r>
           <w:rPr>
             <w:rStyle w:val="Hyperlink"/>
@@ -1134,7 +1134,7 @@
       <w:r>
         <w:t xml:space="preserve"> — modifié — </w:t>
       </w:r>
-      <w:hyperlink w:history="1" r:id="rIdefj8mxns9eskm93-1soin">
+      <w:hyperlink w:history="1" r:id="rIdcsfl3eij3o3eqonyqgwtq">
         <w:r>
           <w:rPr>
             <w:rStyle w:val="Hyperlink"/>
